--- a/Cover_Letters/Shinoy_a_s_r__Fullstack_Developer_Cover_Letter.docx
+++ b/Cover_Letters/Shinoy_a_s_r__Fullstack_Developer_Cover_Letter.docx
@@ -14,7 +14,7 @@
     </w:p>
     <w:p>
       <w:r>
-        <w:t>September 11, 2026</w:t>
+        <w:t>September 13, 2026</w:t>
       </w:r>
     </w:p>
     <w:p>
@@ -35,7 +35,12 @@
     </w:p>
     <w:p>
       <w:r>
-        <w:t>Working with Team Apollo at Loyalis on the ContentStack migration and the Vue.js front-end platform sounds like a great environment for my background in test automation and development support. Throughout my career in banking and financial services, I have worked alongside developers and product owners to deliver reliable software platforms, using tools like TypeScript and Playwright, and streamlining scripts with Gemini Code Assist.</w:t>
+        <w:t>I noticed that Loyalis is working on migrating from Sitecore to ContentStack and updating digital platforms in Team Apollo. Throughout my career in banking and financial tech, I have spent over eight years working closely with developers, testers, and product owners in agile sprint environments. While my core background is in QA automation and backend validation using tools like Playwright, Java, and SQL, I am comfortable jumping into modern web technologies and API integrations.</w:t>
+      </w:r>
+    </w:p>
+    <w:p>
+      <w:r>
+        <w:t>Working in team settings with regular sprint cycles is something I am very familiar with from my time at Tata Consultancy Services and Infosys. I appreciate the chance to build reliable digital services that handle policy applications and customer platforms. My experience also includes using Gemini Code Assist to streamline test generation scripts.</w:t>
       </w:r>
     </w:p>
     <w:p>

--- a/Cover_Letters/Shinoy_a_s_r__Fullstack_Developer_Cover_Letter.docx
+++ b/Cover_Letters/Shinoy_a_s_r__Fullstack_Developer_Cover_Letter.docx
@@ -14,7 +14,7 @@
     </w:p>
     <w:p>
       <w:r>
-        <w:t>September 13, 2026</w:t>
+        <w:t>September 14, 2026</w:t>
       </w:r>
     </w:p>
     <w:p>
@@ -35,12 +35,7 @@
     </w:p>
     <w:p>
       <w:r>
-        <w:t>I noticed that Loyalis is working on migrating from Sitecore to ContentStack and updating digital platforms in Team Apollo. Throughout my career in banking and financial tech, I have spent over eight years working closely with developers, testers, and product owners in agile sprint environments. While my core background is in QA automation and backend validation using tools like Playwright, Java, and SQL, I am comfortable jumping into modern web technologies and API integrations.</w:t>
-      </w:r>
-    </w:p>
-    <w:p>
-      <w:r>
-        <w:t>Working in team settings with regular sprint cycles is something I am very familiar with from my time at Tata Consultancy Services and Infosys. I appreciate the chance to build reliable digital services that handle policy applications and customer platforms. My experience also includes using Gemini Code Assist to streamline test generation scripts.</w:t>
+        <w:t>While my background is rooted in QA automation and engineering rather than pure full-stack development, I bring strong experience with TypeScript and modern development pipelines. Working within Team Apollo at Loyalis on your digital platform migration sounds like an interesting challenge, especially given my familiarity with modernizing enterprise systems and collaborating closely with developers and product owners in Scrum sprints.</w:t>
       </w:r>
     </w:p>
     <w:p>

--- a/Cover_Letters/Shinoy_a_s_r__Fullstack_Developer_Cover_Letter.docx
+++ b/Cover_Letters/Shinoy_a_s_r__Fullstack_Developer_Cover_Letter.docx
@@ -14,7 +14,7 @@
     </w:p>
     <w:p>
       <w:r>
-        <w:t>September 14, 2026</w:t>
+        <w:t>September 29, 2026</w:t>
       </w:r>
     </w:p>
     <w:p>
@@ -35,7 +35,7 @@
     </w:p>
     <w:p>
       <w:r>
-        <w:t>While my background is rooted in QA automation and engineering rather than pure full-stack development, I bring strong experience with TypeScript and modern development pipelines. Working within Team Apollo at Loyalis on your digital platform migration sounds like an interesting challenge, especially given my familiarity with modernizing enterprise systems and collaborating closely with developers and product owners in Scrum sprints.</w:t>
+        <w:t>While my primary background is in QA automation and engineering, I have spent over eight years working closely with development teams on complex platforms, APIs, and modern codebases. Your work on the migration from Sitecore to ContentStack at Loyalis caught my attention because I enjoy working through technical migrations and collaborating with developers to ensure a smooth transition for users.</w:t>
       </w:r>
     </w:p>
     <w:p>
